--- a/V2/control/control.docx
+++ b/V2/control/control.docx
@@ -11,90 +11,90 @@
         <w:suppressLineNumbers w:val="0"/>
       </w:pPr>
       <w:r>
-        <w:t>guo3big</w:t>
-      </w:r>
-      <w:r>
-        <w:br w:type="textWrapping"/>
-      </w:r>
-      <w:r>
-        <w:t>gou6small</w:t>
-      </w:r>
-      <w:r>
-        <w:br w:type="textWrapping"/>
-      </w:r>
-      <w:r>
-        <w:t>ma2big</w:t>
-      </w:r>
-      <w:r>
-        <w:br w:type="textWrapping"/>
-      </w:r>
-      <w:r>
-        <w:t>ma4small</w:t>
-      </w:r>
-      <w:r>
-        <w:br w:type="textWrapping"/>
-      </w:r>
-      <w:r>
-        <w:t>mao3big</w:t>
-      </w:r>
-      <w:r>
-        <w:br w:type="textWrapping"/>
-      </w:r>
-      <w:r>
-        <w:t>mao6small</w:t>
-      </w:r>
-      <w:r>
-        <w:br w:type="textWrapping"/>
-      </w:r>
-      <w:r>
-        <w:t>ren3big</w:t>
-      </w:r>
-      <w:r>
-        <w:br w:type="textWrapping"/>
-      </w:r>
-      <w:r>
-        <w:t>ren5small</w:t>
-      </w:r>
-      <w:r>
-        <w:br w:type="textWrapping"/>
-      </w:r>
-      <w:r>
-        <w:t>xiongmao2big</w:t>
-      </w:r>
-      <w:r>
-        <w:br w:type="textWrapping"/>
-      </w:r>
-      <w:r>
-        <w:t>xiongmao4small</w:t>
-      </w:r>
-      <w:r>
-        <w:br w:type="textWrapping"/>
-      </w:r>
-      <w:r>
-        <w:t>yang3big</w:t>
-      </w:r>
-      <w:r>
-        <w:br w:type="textWrapping"/>
-      </w:r>
-      <w:r>
-        <w:t>yang5small</w:t>
-      </w:r>
-      <w:r>
-        <w:br w:type="textWrapping"/>
-      </w:r>
-      <w:r>
-        <w:t>yu2big</w:t>
-      </w:r>
-      <w:r>
-        <w:br w:type="textWrapping"/>
-      </w:r>
-      <w:r>
-        <w:t>yu4small</w:t>
+        <w:t>cat3left</w:t>
+      </w:r>
+      <w:r>
+        <w:br w:type="textWrapping"/>
+      </w:r>
+      <w:r>
+        <w:t>cat6right</w:t>
+      </w:r>
+      <w:r>
+        <w:br w:type="textWrapping"/>
+      </w:r>
+      <w:r>
+        <w:t>dog3left</w:t>
+      </w:r>
+      <w:r>
+        <w:br w:type="textWrapping"/>
+      </w:r>
+      <w:r>
+        <w:t>dog6right</w:t>
+      </w:r>
+      <w:r>
+        <w:br w:type="textWrapping"/>
+      </w:r>
+      <w:r>
+        <w:t>fish2left</w:t>
+      </w:r>
+      <w:r>
+        <w:br w:type="textWrapping"/>
+      </w:r>
+      <w:r>
+        <w:t>fish2right</w:t>
+      </w:r>
+      <w:r>
+        <w:br w:type="textWrapping"/>
+      </w:r>
+      <w:r>
+        <w:t>horse2right</w:t>
+      </w:r>
+      <w:r>
+        <w:br w:type="textWrapping"/>
+      </w:r>
+      <w:r>
+        <w:t>horse4left</w:t>
+      </w:r>
+      <w:r>
+        <w:br w:type="textWrapping"/>
+      </w:r>
+      <w:r>
+        <w:t>panda2left</w:t>
+      </w:r>
+      <w:r>
+        <w:br w:type="textWrapping"/>
+      </w:r>
+      <w:r>
+        <w:t>panda4right</w:t>
+      </w:r>
+      <w:r>
+        <w:br w:type="textWrapping"/>
+      </w:r>
+      <w:r>
+        <w:t>people3right</w:t>
+      </w:r>
+      <w:r>
+        <w:br w:type="textWrapping"/>
+      </w:r>
+      <w:r>
+        <w:t>people5left</w:t>
+      </w:r>
+      <w:r>
+        <w:br w:type="textWrapping"/>
+      </w:r>
+      <w:r>
+        <w:t>sheep3right</w:t>
+      </w:r>
+      <w:r>
+        <w:br w:type="textWrapping"/>
+      </w:r>
+      <w:r>
+        <w:t>sheep5left</w:t>
       </w:r>
     </w:p>
     <w:p>
       <w:pPr>
-        <w:framePr w:hRule="auto" w:wrap="auto" w:vAnchor="margin" w:hAnchor="text" w:yAlign="inline"/>
+        <w:framePr w:wrap="auto" w:vAnchor="margin" w:hAnchor="text" w:yAlign="inline"/>
       </w:pPr>
       <w:bookmarkStart w:id="0" w:name="_GoBack"/>
       <w:bookmarkEnd w:id="0"/>
@@ -439,7 +439,7 @@
       <w:keepNext w:val="0"/>
       <w:keepLines w:val="0"/>
       <w:pageBreakBefore w:val="0"/>
-      <w:framePr w:hRule="auto" w:wrap="auto" w:vAnchor="margin" w:hAnchor="text" w:yAlign="inline"/>
+      <w:framePr w:wrap="auto" w:vAnchor="margin" w:hAnchor="text" w:yAlign="inline"/>
       <w:widowControl/>
       <w:numPr>
         <w:ilvl w:val="0"/>
@@ -516,7 +516,6 @@
   <w:style w:type="table" w:customStyle="1" w:styleId="6">
     <w:name w:val="Table Normal"/>
     <w:uiPriority w:val="0"/>
-    <w:tblPr/>
     <w:tblStylePr w:type="firstRow"/>
     <w:tblStylePr w:type="lastRow"/>
     <w:tblStylePr w:type="firstCol"/>
@@ -537,7 +536,7 @@
       <w:keepNext w:val="0"/>
       <w:keepLines w:val="0"/>
       <w:pageBreakBefore w:val="0"/>
-      <w:framePr w:hRule="auto" w:wrap="auto" w:vAnchor="margin" w:hAnchor="text" w:yAlign="inline"/>
+      <w:framePr w:wrap="auto" w:vAnchor="margin" w:hAnchor="text" w:yAlign="inline"/>
       <w:widowControl/>
       <w:numPr>
         <w:ilvl w:val="0"/>
